--- a/revisao_destaque_amarelo/2_RSL_revisao.docx
+++ b/revisao_destaque_amarelo/2_RSL_revisao.docx
@@ -32,54 +32,6 @@
     </w:p>
     <w:p>
       <w:pPr>
-        <w:spacing w:after="0" w:before="0" w:lineRule="auto"/>
-        <w:ind w:firstLine="700"/>
-        <w:jc w:val="both"/>
-        <w:rPr/>
-      </w:pPr>
-      <w:r>
-        <w:rPr>
-          <w:b/>
-          <w:highlight w:val="yellow"/>
-          <w:rtl w:val="0"/>
-        </w:rPr>
-        <w:t xml:space="preserve">[NOTA DA REVISÃO] </w:t>
-      </w:r>
-      <w:r>
-        <w:rPr>
-          <w:i/>
-          <w:highlight w:val="yellow"/>
-          <w:rtl w:val="0"/>
-        </w:rPr>
-        <w:t xml:space="preserve">Legenda desta revisão: trechos em amarelo são texto novo ou reescrito; trechos em amarelo e tachados devem ser excluídos; parágrafos iniciados por [EXCLUIR] saem por inteiro; as notas como esta orientam ajustes que dependem de decisão ou conferência da autora.</w:t>
-      </w:r>
-    </w:p>
-    <w:p>
-      <w:pPr>
-        <w:spacing w:after="0" w:before="0" w:lineRule="auto"/>
-        <w:ind w:firstLine="700"/>
-        <w:jc w:val="both"/>
-        <w:rPr/>
-      </w:pPr>
-      <w:r>
-        <w:rPr>
-          <w:b/>
-          <w:highlight w:val="yellow"/>
-          <w:rtl w:val="0"/>
-        </w:rPr>
-        <w:t xml:space="preserve">[NOTA DA REVISÃO] </w:t>
-      </w:r>
-      <w:r>
-        <w:rPr>
-          <w:i/>
-          <w:highlight w:val="yellow"/>
-          <w:rtl w:val="0"/>
-        </w:rPr>
-        <w:t xml:space="preserve">As notas de avaliação coladas no início do capítulo (marcas estilísticas, repetições, ineditismo, estudos brasileiros) foram marcadas para exclusão. Conferi os pontos levantados: a ressalva de escopo sobre a alfabetização e a reiteração de “não buscar modelos” já não aparecem repetidas no corpo do capítulo; a repetição literal das subperguntas no Apêndice C é declarada como deliberada e pode permanecer.</w:t>
-      </w:r>
-    </w:p>
-    <w:p>
-      <w:pPr>
         <w:rPr/>
       </w:pPr>
       <w:r>
@@ -106,565 +58,6 @@
     </w:p>
     <w:p>
       <w:pPr>
-        <w:numPr>
-          <w:ilvl w:val="0"/>
-          <w:numId w:val="2"/>
-        </w:numPr>
-        <w:shd w:fill="ffffff" w:val="clear"/>
-        <w:spacing w:after="0" w:afterAutospacing="0" w:lineRule="auto"/>
-        <w:ind w:left="720" w:hanging="360"/>
-        <w:rPr>
-          <w:color w:val="0000ff"/>
-          <w:sz w:val="22"/>
-          <w:szCs w:val="22"/>
-        </w:rPr>
-      </w:pPr>
-      <w:r>
-        <w:rPr>
-          <w:b/>
-          <w:color w:val="0000ff"/>
-          <w:sz w:val="22"/>
-          <w:szCs w:val="22"/>
-          <w:highlight w:val="yellow"/>
-          <w:rtl w:val="0"/>
-        </w:rPr>
-        <w:t xml:space="preserve">[EXCLUIR] </w:t>
-      </w:r>
-      <w:r>
-        <w:rPr>
-          <w:strike/>
-          <w:color w:val="0000ff"/>
-          <w:sz w:val="22"/>
-          <w:szCs w:val="22"/>
-          <w:highlight w:val="yellow"/>
-          <w:rtl w:val="0"/>
-        </w:rPr>
-        <w:t xml:space="preserve">Marcas Estilísticas e Sintáticas: Apesar da transparência, observam-se padrões de escrita típicos de modelos de linguagem:</w:t>
-      </w:r>
-    </w:p>
-    <w:p>
-      <w:pPr>
-        <w:numPr>
-          <w:ilvl w:val="1"/>
-          <w:numId w:val="2"/>
-        </w:numPr>
-        <w:spacing w:after="0" w:afterAutospacing="0" w:lineRule="auto"/>
-        <w:ind w:left="1440" w:hanging="360"/>
-        <w:rPr>
-          <w:color w:val="0000ff"/>
-          <w:sz w:val="22"/>
-          <w:szCs w:val="22"/>
-        </w:rPr>
-      </w:pPr>
-      <w:r>
-        <w:rPr>
-          <w:b/>
-          <w:i w:val="1"/>
-          <w:iCs w:val="1"/>
-          <w:color w:val="0000ff"/>
-          <w:sz w:val="22"/>
-          <w:szCs w:val="22"/>
-          <w:highlight w:val="yellow"/>
-          <w:rtl w:val="0"/>
-        </w:rPr>
-        <w:t xml:space="preserve">[EXCLUIR] </w:t>
-      </w:r>
-      <w:r>
-        <w:rPr>
-          <w:i w:val="1"/>
-          <w:iCs w:val="1"/>
-          <w:strike/>
-          <w:color w:val="0000ff"/>
-          <w:sz w:val="22"/>
-          <w:szCs w:val="22"/>
-          <w:highlight w:val="yellow"/>
-          <w:rtl w:val="0"/>
-        </w:rPr>
-        <w:t xml:space="preserve">Pareamentos oposicionais constantes</w:t>
-      </w:r>
-      <w:r>
-        <w:rPr>
-          <w:strike/>
-          <w:color w:val="0000ff"/>
-          <w:sz w:val="22"/>
-          <w:szCs w:val="22"/>
-          <w:highlight w:val="yellow"/>
-          <w:rtl w:val="0"/>
-        </w:rPr>
-        <w:t xml:space="preserve">: </w:t>
-      </w:r>
-      <w:r>
-        <w:rPr>
-          <w:i w:val="1"/>
-          <w:iCs w:val="1"/>
-          <w:strike/>
-          <w:color w:val="0000ff"/>
-          <w:sz w:val="22"/>
-          <w:szCs w:val="22"/>
-          <w:highlight w:val="yellow"/>
-          <w:rtl w:val="0"/>
-        </w:rPr>
-        <w:t xml:space="preserve">"O levantamento não X, mas autoriza Y"</w:t>
-      </w:r>
-      <w:r>
-        <w:rPr>
-          <w:strike/>
-          <w:color w:val="0000ff"/>
-          <w:sz w:val="22"/>
-          <w:szCs w:val="22"/>
-          <w:highlight w:val="yellow"/>
-          <w:rtl w:val="0"/>
-        </w:rPr>
-        <w:t xml:space="preserve">, </w:t>
-      </w:r>
-      <w:r>
-        <w:rPr>
-          <w:i w:val="1"/>
-          <w:iCs w:val="1"/>
-          <w:strike/>
-          <w:color w:val="0000ff"/>
-          <w:sz w:val="22"/>
-          <w:szCs w:val="22"/>
-          <w:highlight w:val="yellow"/>
-          <w:rtl w:val="0"/>
-        </w:rPr>
-        <w:t xml:space="preserve">"Não se trata de X, mas de Y"</w:t>
-      </w:r>
-      <w:r>
-        <w:rPr>
-          <w:strike/>
-          <w:color w:val="0000ff"/>
-          <w:sz w:val="22"/>
-          <w:szCs w:val="22"/>
-          <w:highlight w:val="yellow"/>
-          <w:rtl w:val="0"/>
-        </w:rPr>
-        <w:t xml:space="preserve">.</w:t>
-      </w:r>
-    </w:p>
-    <w:p>
-      <w:pPr>
-        <w:numPr>
-          <w:ilvl w:val="1"/>
-          <w:numId w:val="2"/>
-        </w:numPr>
-        <w:spacing w:after="0" w:afterAutospacing="0" w:lineRule="auto"/>
-        <w:ind w:left="1440" w:hanging="360"/>
-        <w:rPr>
-          <w:color w:val="0000ff"/>
-          <w:sz w:val="22"/>
-          <w:szCs w:val="22"/>
-        </w:rPr>
-      </w:pPr>
-      <w:r>
-        <w:rPr>
-          <w:b/>
-          <w:i w:val="1"/>
-          <w:iCs w:val="1"/>
-          <w:color w:val="0000ff"/>
-          <w:sz w:val="22"/>
-          <w:szCs w:val="22"/>
-          <w:highlight w:val="yellow"/>
-          <w:rtl w:val="0"/>
-        </w:rPr>
-        <w:t xml:space="preserve">[EXCLUIR] </w:t>
-      </w:r>
-      <w:r>
-        <w:rPr>
-          <w:i w:val="1"/>
-          <w:iCs w:val="1"/>
-          <w:strike/>
-          <w:color w:val="0000ff"/>
-          <w:sz w:val="22"/>
-          <w:szCs w:val="22"/>
-          <w:highlight w:val="yellow"/>
-          <w:rtl w:val="0"/>
-        </w:rPr>
-        <w:t xml:space="preserve">Fórmulas reiterativas de fechamento</w:t>
-      </w:r>
-      <w:r>
-        <w:rPr>
-          <w:strike/>
-          <w:color w:val="0000ff"/>
-          <w:sz w:val="22"/>
-          <w:szCs w:val="22"/>
-          <w:highlight w:val="yellow"/>
-          <w:rtl w:val="0"/>
-        </w:rPr>
-        <w:t xml:space="preserve">: </w:t>
-      </w:r>
-      <w:r>
-        <w:rPr>
-          <w:i w:val="1"/>
-          <w:iCs w:val="1"/>
-          <w:strike/>
-          <w:color w:val="0000ff"/>
-          <w:sz w:val="22"/>
-          <w:szCs w:val="22"/>
-          <w:highlight w:val="yellow"/>
-          <w:rtl w:val="0"/>
-        </w:rPr>
-        <w:t xml:space="preserve">"O conjunto sustenta uma proposição que interessa diretamente a esta tese"</w:t>
-      </w:r>
-      <w:r>
-        <w:rPr>
-          <w:strike/>
-          <w:color w:val="0000ff"/>
-          <w:sz w:val="22"/>
-          <w:szCs w:val="22"/>
-          <w:highlight w:val="yellow"/>
-          <w:rtl w:val="0"/>
-        </w:rPr>
-        <w:t xml:space="preserve">, </w:t>
-      </w:r>
-      <w:r>
-        <w:rPr>
-          <w:i w:val="1"/>
-          <w:iCs w:val="1"/>
-          <w:strike/>
-          <w:color w:val="0000ff"/>
-          <w:sz w:val="22"/>
-          <w:szCs w:val="22"/>
-          <w:highlight w:val="yellow"/>
-          <w:rtl w:val="0"/>
-        </w:rPr>
-        <w:t xml:space="preserve">"A divergência tem valor analítico"</w:t>
-      </w:r>
-      <w:r>
-        <w:rPr>
-          <w:strike/>
-          <w:color w:val="0000ff"/>
-          <w:sz w:val="22"/>
-          <w:szCs w:val="22"/>
-          <w:highlight w:val="yellow"/>
-          <w:rtl w:val="0"/>
-        </w:rPr>
-        <w:t xml:space="preserve">.</w:t>
-      </w:r>
-    </w:p>
-    <w:p>
-      <w:pPr>
-        <w:numPr>
-          <w:ilvl w:val="0"/>
-          <w:numId w:val="2"/>
-        </w:numPr>
-        <w:shd w:fill="ffffff" w:val="clear"/>
-        <w:spacing w:after="0" w:afterAutospacing="0" w:lineRule="auto"/>
-        <w:ind w:left="720" w:hanging="360"/>
-        <w:rPr>
-          <w:color w:val="0000ff"/>
-          <w:sz w:val="22"/>
-          <w:szCs w:val="22"/>
-        </w:rPr>
-      </w:pPr>
-      <w:r>
-        <w:rPr>
-          <w:b/>
-          <w:color w:val="0000ff"/>
-          <w:sz w:val="22"/>
-          <w:szCs w:val="22"/>
-          <w:highlight w:val="yellow"/>
-          <w:rtl w:val="0"/>
-        </w:rPr>
-        <w:t xml:space="preserve">[EXCLUIR] </w:t>
-      </w:r>
-      <w:r>
-        <w:rPr>
-          <w:strike/>
-          <w:color w:val="0000ff"/>
-          <w:sz w:val="22"/>
-          <w:szCs w:val="22"/>
-          <w:highlight w:val="yellow"/>
-          <w:rtl w:val="0"/>
-        </w:rPr>
-        <w:t xml:space="preserve">Repetições Redundantes de Conteúdo:</w:t>
-      </w:r>
-    </w:p>
-    <w:p>
-      <w:pPr>
-        <w:numPr>
-          <w:ilvl w:val="1"/>
-          <w:numId w:val="2"/>
-        </w:numPr>
-        <w:spacing w:after="0" w:afterAutospacing="0" w:lineRule="auto"/>
-        <w:ind w:left="1440" w:hanging="360"/>
-        <w:rPr>
-          <w:color w:val="0000ff"/>
-          <w:sz w:val="22"/>
-          <w:szCs w:val="22"/>
-        </w:rPr>
-      </w:pPr>
-      <w:r>
-        <w:rPr>
-          <w:b/>
-          <w:i w:val="1"/>
-          <w:iCs w:val="1"/>
-          <w:color w:val="0000ff"/>
-          <w:sz w:val="22"/>
-          <w:szCs w:val="22"/>
-          <w:highlight w:val="yellow"/>
-          <w:rtl w:val="0"/>
-        </w:rPr>
-        <w:t xml:space="preserve">[EXCLUIR] </w:t>
-      </w:r>
-      <w:r>
-        <w:rPr>
-          <w:i w:val="1"/>
-          <w:iCs w:val="1"/>
-          <w:strike/>
-          <w:color w:val="0000ff"/>
-          <w:sz w:val="22"/>
-          <w:szCs w:val="22"/>
-          <w:highlight w:val="yellow"/>
-          <w:rtl w:val="0"/>
-        </w:rPr>
-        <w:t xml:space="preserve">Ressalva de Escopo</w:t>
-      </w:r>
-      <w:r>
-        <w:rPr>
-          <w:strike/>
-          <w:color w:val="0000ff"/>
-          <w:sz w:val="22"/>
-          <w:szCs w:val="22"/>
-          <w:highlight w:val="yellow"/>
-          <w:rtl w:val="0"/>
-        </w:rPr>
-        <w:t xml:space="preserve">: A declaração de que a tese </w:t>
-      </w:r>
-      <w:r>
-        <w:rPr>
-          <w:i w:val="1"/>
-          <w:iCs w:val="1"/>
-          <w:strike/>
-          <w:color w:val="0000ff"/>
-          <w:sz w:val="22"/>
-          <w:szCs w:val="22"/>
-          <w:highlight w:val="yellow"/>
-          <w:rtl w:val="0"/>
-        </w:rPr>
-        <w:t xml:space="preserve">"não investiga a alfabetização, a aprendizagem da escrita ou o desenvolvimento infantil em si"</w:t>
-      </w:r>
-      <w:r>
-        <w:rPr>
-          <w:strike/>
-          <w:color w:val="0000ff"/>
-          <w:sz w:val="22"/>
-          <w:szCs w:val="22"/>
-          <w:highlight w:val="yellow"/>
-          <w:rtl w:val="0"/>
-        </w:rPr>
-        <w:t xml:space="preserve"> é repetida de forma idêntica em ao menos quatro passagens da RSL. </w:t>
-      </w:r>
-    </w:p>
-    <w:p>
-      <w:pPr>
-        <w:numPr>
-          <w:ilvl w:val="1"/>
-          <w:numId w:val="2"/>
-        </w:numPr>
-        <w:spacing w:after="0" w:afterAutospacing="0" w:lineRule="auto"/>
-        <w:ind w:left="1440" w:hanging="360"/>
-        <w:rPr>
-          <w:color w:val="0000ff"/>
-          <w:sz w:val="22"/>
-          <w:szCs w:val="22"/>
-        </w:rPr>
-      </w:pPr>
-      <w:r>
-        <w:rPr>
-          <w:b/>
-          <w:i w:val="1"/>
-          <w:iCs w:val="1"/>
-          <w:color w:val="0000ff"/>
-          <w:sz w:val="22"/>
-          <w:szCs w:val="22"/>
-          <w:highlight w:val="yellow"/>
-          <w:rtl w:val="0"/>
-        </w:rPr>
-        <w:t xml:space="preserve">[EXCLUIR] </w:t>
-      </w:r>
-      <w:r>
-        <w:rPr>
-          <w:i w:val="1"/>
-          <w:iCs w:val="1"/>
-          <w:strike/>
-          <w:color w:val="0000ff"/>
-          <w:sz w:val="22"/>
-          <w:szCs w:val="22"/>
-          <w:highlight w:val="yellow"/>
-          <w:rtl w:val="0"/>
-        </w:rPr>
-        <w:t xml:space="preserve">"Não Buscar Modelos"</w:t>
-      </w:r>
-      <w:r>
-        <w:rPr>
-          <w:strike/>
-          <w:color w:val="0000ff"/>
-          <w:sz w:val="22"/>
-          <w:szCs w:val="22"/>
-          <w:highlight w:val="yellow"/>
-          <w:rtl w:val="0"/>
-        </w:rPr>
-        <w:t xml:space="preserve">: Reiteração frequente de que a análise comparada e a RSL não buscam importar modelos, mas apenas ferramentas analíticas</w:t>
-      </w:r>
-    </w:p>
-    <w:p>
-      <w:pPr>
-        <w:numPr>
-          <w:ilvl w:val="1"/>
-          <w:numId w:val="2"/>
-        </w:numPr>
-        <w:spacing w:after="180" w:lineRule="auto"/>
-        <w:ind w:left="1440" w:hanging="360"/>
-        <w:rPr>
-          <w:color w:val="0000ff"/>
-          <w:sz w:val="22"/>
-          <w:szCs w:val="22"/>
-        </w:rPr>
-      </w:pPr>
-      <w:r>
-        <w:rPr>
-          <w:b/>
-          <w:i w:val="1"/>
-          <w:iCs w:val="1"/>
-          <w:color w:val="0000ff"/>
-          <w:sz w:val="22"/>
-          <w:szCs w:val="22"/>
-          <w:highlight w:val="yellow"/>
-          <w:rtl w:val="0"/>
-        </w:rPr>
-        <w:t xml:space="preserve">[EXCLUIR] </w:t>
-      </w:r>
-      <w:r>
-        <w:rPr>
-          <w:i w:val="1"/>
-          <w:iCs w:val="1"/>
-          <w:strike/>
-          <w:color w:val="0000ff"/>
-          <w:sz w:val="22"/>
-          <w:szCs w:val="22"/>
-          <w:highlight w:val="yellow"/>
-          <w:rtl w:val="0"/>
-        </w:rPr>
-        <w:t xml:space="preserve">Duplicação das Subperguntas</w:t>
-      </w:r>
-      <w:r>
-        <w:rPr>
-          <w:strike/>
-          <w:color w:val="0000ff"/>
-          <w:sz w:val="22"/>
-          <w:szCs w:val="22"/>
-          <w:highlight w:val="yellow"/>
-          <w:rtl w:val="0"/>
-        </w:rPr>
-        <w:t xml:space="preserve">: As três subperguntas e os três eixos temáticos são reexplicados quase palavra por palavra no texto corrido, no Quadro 7, no Quadro 8 e no Apêndice C</w:t>
-      </w:r>
-    </w:p>
-    <w:p>
-      <w:pPr>
-        <w:rPr>
-          <w:color w:val="0000ff"/>
-          <w:sz w:val="22"/>
-          <w:szCs w:val="22"/>
-        </w:rPr>
-      </w:pPr>
-      <w:r>
-        <w:rPr>
-          <w:b/>
-          <w:color w:val="0000ff"/>
-          <w:sz w:val="22"/>
-          <w:szCs w:val="22"/>
-          <w:highlight w:val="yellow"/>
-          <w:rtl w:val="0"/>
-        </w:rPr>
-        <w:t xml:space="preserve">[EXCLUIR] </w:t>
-      </w:r>
-      <w:r>
-        <w:rPr>
-          <w:strike/>
-          <w:color w:val="0000ff"/>
-          <w:sz w:val="22"/>
-          <w:szCs w:val="22"/>
-          <w:highlight w:val="yellow"/>
-          <w:rtl w:val="0"/>
-        </w:rPr>
-        <w:t xml:space="preserve">Como a PNED foi promulgada em janeiro de 2023 e as buscas foram encerradas em setembro de 2026, é metodologicamente natural que a literatura anterior não contivesse exames empíricos da lei. A tese deve enfatizar que o ineditismo decorre da novidade da norma legal e do recorte dos anos iniciais em redes pequenas, e não apenas de uma lacuna da literatura.</w:t>
-      </w:r>
-    </w:p>
-    <w:p>
-      <w:pPr>
-        <w:numPr>
-          <w:ilvl w:val="0"/>
-          <w:numId w:val="1"/>
-        </w:numPr>
-        <w:ind w:left="720" w:hanging="360"/>
-        <w:rPr>
-          <w:color w:val="0000ff"/>
-          <w:sz w:val="22"/>
-          <w:szCs w:val="22"/>
-        </w:rPr>
-      </w:pPr>
-      <w:r>
-        <w:rPr>
-          <w:b/>
-          <w:color w:val="0000ff"/>
-          <w:sz w:val="22"/>
-          <w:szCs w:val="22"/>
-          <w:highlight w:val="yellow"/>
-          <w:rtl w:val="0"/>
-        </w:rPr>
-        <w:t xml:space="preserve">[EXCLUIR] </w:t>
-      </w:r>
-      <w:r>
-        <w:rPr>
-          <w:strike/>
-          <w:color w:val="0000ff"/>
-          <w:sz w:val="22"/>
-          <w:szCs w:val="22"/>
-          <w:highlight w:val="yellow"/>
-          <w:rtl w:val="0"/>
-        </w:rPr>
-        <w:t xml:space="preserve">Valorizar o Triângulo de Estudos Brasileiros: Dar maior destaque qualitativo no Capítulo 2 aos achados de Pereira (2022)95, Tussi (2023)96 e Nunes (2024)62, que dialogam diretamente com a realidade do financiamento, da BNCC e do trabalho docente nas redes municipais brasileiras.</w:t>
-      </w:r>
-    </w:p>
-    <w:p>
-      <w:pPr>
-        <w:numPr>
-          <w:ilvl w:val="0"/>
-          <w:numId w:val="1"/>
-        </w:numPr>
-        <w:ind w:left="720" w:hanging="360"/>
-        <w:rPr>
-          <w:color w:val="0000ff"/>
-          <w:sz w:val="22"/>
-          <w:szCs w:val="22"/>
-        </w:rPr>
-      </w:pPr>
-      <w:r>
-        <w:rPr>
-          <w:b/>
-          <w:color w:val="0000ff"/>
-          <w:sz w:val="22"/>
-          <w:szCs w:val="22"/>
-          <w:highlight w:val="yellow"/>
-          <w:rtl w:val="0"/>
-        </w:rPr>
-        <w:t xml:space="preserve">[EXCLUIR] </w:t>
-      </w:r>
-      <w:r>
-        <w:rPr>
-          <w:strike/>
-          <w:color w:val="0000ff"/>
-          <w:sz w:val="22"/>
-          <w:szCs w:val="22"/>
-          <w:highlight w:val="yellow"/>
-          <w:rtl w:val="0"/>
-        </w:rPr>
-        <w:t xml:space="preserve">Enxugar Redundâncias e Limpar Vícios Sintáticos</w:t>
-      </w:r>
-    </w:p>
-    <w:p>
-      <w:pPr>
         <w:pStyle w:val="Heading1"/>
         <w:spacing w:after="0" w:before="0" w:lineRule="auto"/>
         <w:jc w:val="both"/>
@@ -728,17 +121,9 @@
       </w:r>
       <w:r>
         <w:rPr>
-          <w:strike/>
           <w:highlight w:val="yellow"/>
           <w:rtl w:val="0"/>
         </w:rPr>
-        <w:t xml:space="preserve">Precisávamos saber o que já se sabia, para não pedir às professoras respostas</w:t>
-      </w:r>
-      <w:r>
-        <w:rPr>
-          <w:highlight w:val="yellow"/>
-          <w:rtl w:val="0"/>
-        </w:rPr>
         <w:t xml:space="preserve">Era preciso conhecer o</w:t>
       </w:r>
       <w:r>
@@ -746,14 +131,6 @@
           <w:rtl w:val="0"/>
         </w:rPr>
         <w:t xml:space="preserve"> que a literatura já </w:t>
-      </w:r>
-      <w:r>
-        <w:rPr>
-          <w:strike/>
-          <w:highlight w:val="yellow"/>
-          <w:rtl w:val="0"/>
-        </w:rPr>
-        <w:t xml:space="preserve">deu nem deixar de perguntar o que ninguém perguntou</w:t>
       </w:r>
       <w:r>
         <w:rPr>
@@ -795,14 +172,6 @@
           <w:rtl w:val="0"/>
         </w:rPr>
         <w:t xml:space="preserve">Optamos pela RSL em razão da natureza do campo, formado por estudos da pesquisa educacional, da sociologia das políticas públicas e dos estudos de tecnologia, dispersos por tradições teóricas distintas e por contextos institucionais muito diversos. Sem um método, acabaríamos escolhendo os estudos pelos autores já conhecidos da pesquisadora. Okoli e Schabram (2010, p. 5) caracterizam assim esse procedimento: “Uma Revisão Sistemática da Literatura é uma abordagem metódica, abrangente e reproduzível para identificar, avaliar e sintetizar o conjunto existente de trabalhos concluídos e registrados” (</w:t>
-      </w:r>
-      <w:r>
-        <w:rPr>
-          <w:strike/>
-          <w:highlight w:val="yellow"/>
-          <w:rtl w:val="0"/>
-        </w:rPr>
-        <w:t xml:space="preserve">OKOLI; SCHABRAM, 2010, p. 5, </w:t>
       </w:r>
       <w:r>
         <w:rPr>
@@ -1734,25 +1103,9 @@
       </w:pPr>
       <w:r>
         <w:rPr>
-          <w:strike/>
-          <w:highlight w:val="yellow"/>
-          <w:rtl w:val="0"/>
-        </w:rPr>
-        <w:t xml:space="preserve">Vale salientar que </w:t>
-      </w:r>
-      <w:r>
-        <w:rPr>
           <w:rtl w:val="0"/>
         </w:rPr>
         <w:t xml:space="preserve">Rojo (2013), Almeida e Valente (2011), Prensky (2001) e Buckingham (2006) não integram o corpus da RSL nem foram recuperados pela estratégia de busca; comparecem como instrumentos de leitura, e as proposições que sustentam não são contabilizadas como evidência produzida. Nas seções 2.4 e 2.5, separamos o que a RSL mostrou do que vem do referencial teórico, e </w:t>
-      </w:r>
-      <w:r>
-        <w:rPr>
-          <w:strike/>
-          <w:highlight w:val="yellow"/>
-          <w:rtl w:val="0"/>
-        </w:rPr>
-        <w:t xml:space="preserve">enfatizamos sempre quando</w:t>
       </w:r>
       <w:r>
         <w:rPr>
@@ -2935,14 +2288,6 @@
         <w:jc w:val="both"/>
         <w:rPr/>
       </w:pPr>
-      <w:r>
-        <w:rPr>
-          <w:strike/>
-          <w:highlight w:val="yellow"/>
-          <w:rtl w:val="0"/>
-        </w:rPr>
-        <w:t xml:space="preserve">É importante</w:t>
-      </w:r>
       <w:r>
         <w:rPr>
           <w:highlight w:val="yellow"/>
@@ -14797,39 +14142,15 @@
       </w:r>
       <w:r>
         <w:rPr>
-          <w:strike/>
-          <w:highlight w:val="yellow"/>
-          <w:rtl w:val="0"/>
-        </w:rPr>
-        <w:t xml:space="preserve">“</w:t>
-      </w:r>
-      <w:r>
-        <w:rPr>
           <w:rtl w:val="0"/>
         </w:rPr>
         <w:t xml:space="preserve">participação consciente e democrática por meio das tecnologias </w:t>
       </w:r>
       <w:r>
         <w:rPr>
-          <w:strike/>
-          <w:highlight w:val="yellow"/>
-          <w:rtl w:val="0"/>
-        </w:rPr>
-        <w:t xml:space="preserve">digitais” </w:t>
-      </w:r>
-      <w:r>
-        <w:rPr>
           <w:rtl w:val="0"/>
         </w:rPr>
         <w:t xml:space="preserve">e os direitos digitais à </w:t>
-      </w:r>
-      <w:r>
-        <w:rPr>
-          <w:strike/>
-          <w:highlight w:val="yellow"/>
-          <w:rtl w:val="0"/>
-        </w:rPr>
-        <w:t xml:space="preserve">“proteção dos dados da população mais vulnerável, em especial crianças e adolescentes”</w:t>
       </w:r>
       <w:r>
         <w:rPr>
@@ -14902,14 +14223,6 @@
       </w:r>
       <w:r>
         <w:rPr>
-          <w:strike/>
-          <w:highlight w:val="yellow"/>
-          <w:rtl w:val="0"/>
-        </w:rPr>
-        <w:t xml:space="preserve">delas, trata-se de uma ausência séria</w:t>
-      </w:r>
-      <w:r>
-        <w:rPr>
           <w:highlight w:val="yellow"/>
           <w:rtl w:val="0"/>
         </w:rPr>
@@ -14934,14 +14247,6 @@
           <w:rtl w:val="0"/>
         </w:rPr>
         <w:t xml:space="preserve">Falta também ao eixo o exame da relação entre educação digital e as plataformas privadas que a operacionalizam. Os nove estudos não tratam dela nem das implicações da extração de dados escolares pelos fornecedores desses recursos. Williams (2022) registra a dependência de importação tecnológica como constrangimento nacional, sem tratar da dependência institucional em relação a fornecedores. Fica pouco explorado, assim, o modo de expansão de plataformas e recursos digitais nas escolas. Essa questão não integra o objeto empírico desta tese e, por isso, a plataformização e a governança de dados são discutidas no Capítulo 3 como contexto teórico, sem se converterem em categorias analíticas da investigação de campo. </w:t>
-      </w:r>
-      <w:r>
-        <w:rPr>
-          <w:strike/>
-          <w:highlight w:val="yellow"/>
-          <w:rtl w:val="0"/>
-        </w:rPr>
-        <w:t xml:space="preserve">Trata-se de</w:t>
       </w:r>
       <w:r>
         <w:rPr>
@@ -15097,14 +14402,6 @@
         <w:jc w:val="both"/>
         <w:rPr/>
       </w:pPr>
-      <w:r>
-        <w:rPr>
-          <w:strike/>
-          <w:highlight w:val="yellow"/>
-          <w:rtl w:val="0"/>
-        </w:rPr>
-        <w:t xml:space="preserve">Agrupar os achados não basta. Precisamos dizer</w:t>
-      </w:r>
       <w:r>
         <w:rPr>
           <w:highlight w:val="yellow"/>
@@ -18084,14 +17381,6 @@
       </w:r>
       <w:r>
         <w:rPr>
-          <w:strike/>
-          <w:highlight w:val="yellow"/>
-          <w:rtl w:val="0"/>
-        </w:rPr>
-        <w:t xml:space="preserve">cuja razão de ser Lipsky (2019, p. 59) explica assim: “Eles têm discricionariedade porque suas tarefas demandam legitimamente observação e julgamento sensíveis, que não são redutíveis a formatos programados”</w:t>
-      </w:r>
-      <w:r>
-        <w:rPr>
           <w:highlight w:val="yellow"/>
           <w:rtl w:val="0"/>
         </w:rPr>
@@ -18471,29 +17760,6 @@
           <w:rtl w:val="0"/>
         </w:rPr>
         <w:t xml:space="preserve">: após a morte da infância. Tradução de Gilka Girardello e Isabel Orofino. Florianópolis: [s. n.], 2006. Título original: After the death of childhood: growing up in the age of electronic media.</w:t>
-      </w:r>
-    </w:p>
-    <w:p>
-      <w:pPr>
-        <w:spacing w:line="276" w:lineRule="auto"/>
-        <w:jc w:val="both"/>
-        <w:rPr/>
-      </w:pPr>
-      <w:r>
-        <w:rPr>
-          <w:b/>
-          <w:highlight w:val="yellow"/>
-          <w:rtl w:val="0"/>
-        </w:rPr>
-        <w:t xml:space="preserve">[NOTA DA REVISÃO] </w:t>
-      </w:r>
-      <w:r>
-        <w:rPr>
-          <w:i/>
-          <w:highlight w:val="yellow"/>
-          <w:rtl w:val="0"/>
-        </w:rPr>
-        <w:t xml:space="preserve">BUCKINGHAM aparece aqui como 2006, Florianópolis, [s. n.], e na Introdução como 2007, São Paulo, Loyola. Unificar a edição usada nas citações e na referência.</w:t>
       </w:r>
     </w:p>
     <w:p>
